--- a/examples/tutorial/doc/06-mlp-with-filter.docx
+++ b/examples/tutorial/doc/06-mlp-with-filter.docx
@@ -358,7 +358,7 @@
               <a:graphicData uri="http://schemas.openxmlformats.org/drawingml/2006/picture">
                 <pic:pic>
                   <pic:nvPicPr>
-                    <pic:cNvPr descr="/home/gpca/tspredit/examples/tutorial/doc/06-mlp-with-filter_files/2311a3ccdefa9666c559bd154e42236a6cdf3fea.png" id="11" name="Picture"/>
+                    <pic:cNvPr descr="C:\Git\cefet-rj-dal\tspredit\examples\tutorial\doc\06-mlp-with-filter_files/716a4d1e457f97618aa46ca41f6f38e17df76816.png" id="11" name="Picture"/>
                     <pic:cNvPicPr>
                       <a:picLocks noChangeArrowheads="1" noChangeAspect="1"/>
                     </pic:cNvPicPr>
@@ -719,7 +719,7 @@
               <a:graphicData uri="http://schemas.openxmlformats.org/drawingml/2006/picture">
                 <pic:pic>
                   <pic:nvPicPr>
-                    <pic:cNvPr descr="/home/gpca/tspredit/examples/tutorial/doc/06-mlp-with-filter_files/abb70032f3dfee3793e16031b71a69776be88b13.png" id="14" name="Picture"/>
+                    <pic:cNvPr descr="C:\Git\cefet-rj-dal\tspredit\examples\tutorial\doc\06-mlp-with-filter_files/f569f2ca63f0551966536f97f4d2f46fb39deca3.png" id="14" name="Picture"/>
                     <pic:cNvPicPr>
                       <a:picLocks noChangeArrowheads="1" noChangeAspect="1"/>
                     </pic:cNvPicPr>
@@ -1919,7 +1919,7 @@
               <a:graphicData uri="http://schemas.openxmlformats.org/drawingml/2006/picture">
                 <pic:pic>
                   <pic:nvPicPr>
-                    <pic:cNvPr descr="/home/gpca/tspredit/examples/tutorial/doc/06-mlp-with-filter_files/f2421783c20af027998bf1cfb3bd7ba0e74ef126.png" id="17" name="Picture"/>
+                    <pic:cNvPr descr="C:\Git\cefet-rj-dal\tspredit\examples\tutorial\doc\06-mlp-with-filter_files/0413dd7c5f493ddea84c6e74462113c294378f42.png" id="17" name="Picture"/>
                     <pic:cNvPicPr>
                       <a:picLocks noChangeArrowheads="1" noChangeAspect="1"/>
                     </pic:cNvPicPr>

--- a/examples/tutorial/doc/06-mlp-with-filter.docx
+++ b/examples/tutorial/doc/06-mlp-with-filter.docx
@@ -358,7 +358,7 @@
               <a:graphicData uri="http://schemas.openxmlformats.org/drawingml/2006/picture">
                 <pic:pic>
                   <pic:nvPicPr>
-                    <pic:cNvPr descr="C:\Git\cefet-rj-dal\tspredit\examples\tutorial\doc\06-mlp-with-filter_files/716a4d1e457f97618aa46ca41f6f38e17df76816.png" id="11" name="Picture"/>
+                    <pic:cNvPr descr="C:\Git\dal\tspredit\examples\tutorial\doc\06-mlp-with-filter_files/716a4d1e457f97618aa46ca41f6f38e17df76816.png" id="11" name="Picture"/>
                     <pic:cNvPicPr>
                       <a:picLocks noChangeArrowheads="1" noChangeAspect="1"/>
                     </pic:cNvPicPr>
@@ -719,7 +719,7 @@
               <a:graphicData uri="http://schemas.openxmlformats.org/drawingml/2006/picture">
                 <pic:pic>
                   <pic:nvPicPr>
-                    <pic:cNvPr descr="C:\Git\cefet-rj-dal\tspredit\examples\tutorial\doc\06-mlp-with-filter_files/f569f2ca63f0551966536f97f4d2f46fb39deca3.png" id="14" name="Picture"/>
+                    <pic:cNvPr descr="C:\Git\dal\tspredit\examples\tutorial\doc\06-mlp-with-filter_files/f569f2ca63f0551966536f97f4d2f46fb39deca3.png" id="14" name="Picture"/>
                     <pic:cNvPicPr>
                       <a:picLocks noChangeArrowheads="1" noChangeAspect="1"/>
                     </pic:cNvPicPr>
@@ -1919,7 +1919,7 @@
               <a:graphicData uri="http://schemas.openxmlformats.org/drawingml/2006/picture">
                 <pic:pic>
                   <pic:nvPicPr>
-                    <pic:cNvPr descr="C:\Git\cefet-rj-dal\tspredit\examples\tutorial\doc\06-mlp-with-filter_files/0413dd7c5f493ddea84c6e74462113c294378f42.png" id="17" name="Picture"/>
+                    <pic:cNvPr descr="C:\Git\dal\tspredit\examples\tutorial\doc\06-mlp-with-filter_files/0413dd7c5f493ddea84c6e74462113c294378f42.png" id="17" name="Picture"/>
                     <pic:cNvPicPr>
                       <a:picLocks noChangeArrowheads="1" noChangeAspect="1"/>
                     </pic:cNvPicPr>

--- a/examples/tutorial/doc/06-mlp-with-filter.docx
+++ b/examples/tutorial/doc/06-mlp-with-filter.docx
@@ -358,7 +358,7 @@
               <a:graphicData uri="http://schemas.openxmlformats.org/drawingml/2006/picture">
                 <pic:pic>
                   <pic:nvPicPr>
-                    <pic:cNvPr descr="C:\Git\dal\tspredit\examples\tutorial\doc\06-mlp-with-filter_files/716a4d1e457f97618aa46ca41f6f38e17df76816.png" id="11" name="Picture"/>
+                    <pic:cNvPr descr="/home/gpca/tspredit/examples/tutorial/doc/06-mlp-with-filter_files/2311a3ccdefa9666c559bd154e42236a6cdf3fea.png" id="11" name="Picture"/>
                     <pic:cNvPicPr>
                       <a:picLocks noChangeArrowheads="1" noChangeAspect="1"/>
                     </pic:cNvPicPr>
@@ -719,7 +719,7 @@
               <a:graphicData uri="http://schemas.openxmlformats.org/drawingml/2006/picture">
                 <pic:pic>
                   <pic:nvPicPr>
-                    <pic:cNvPr descr="C:\Git\dal\tspredit\examples\tutorial\doc\06-mlp-with-filter_files/f569f2ca63f0551966536f97f4d2f46fb39deca3.png" id="14" name="Picture"/>
+                    <pic:cNvPr descr="/home/gpca/tspredit/examples/tutorial/doc/06-mlp-with-filter_files/abb70032f3dfee3793e16031b71a69776be88b13.png" id="14" name="Picture"/>
                     <pic:cNvPicPr>
                       <a:picLocks noChangeArrowheads="1" noChangeAspect="1"/>
                     </pic:cNvPicPr>
@@ -1919,7 +1919,7 @@
               <a:graphicData uri="http://schemas.openxmlformats.org/drawingml/2006/picture">
                 <pic:pic>
                   <pic:nvPicPr>
-                    <pic:cNvPr descr="C:\Git\dal\tspredit\examples\tutorial\doc\06-mlp-with-filter_files/0413dd7c5f493ddea84c6e74462113c294378f42.png" id="17" name="Picture"/>
+                    <pic:cNvPr descr="/home/gpca/tspredit/examples/tutorial/doc/06-mlp-with-filter_files/f2421783c20af027998bf1cfb3bd7ba0e74ef126.png" id="17" name="Picture"/>
                     <pic:cNvPicPr>
                       <a:picLocks noChangeArrowheads="1" noChangeAspect="1"/>
                     </pic:cNvPicPr>
